--- a/plantillas_maestras/15_sistema_previsional_afp_onp/cobro_indebido_primas/1_ddo_aseguradora/varon/TPL_1901_2025_SISTEMA_PREVISIONAL_AFP_ONP_COBRO_INDEBIDO_PRIMAS_ASEGURADORA_VARON_R292.docx
+++ b/plantillas_maestras/15_sistema_previsional_afp_onp/cobro_indebido_primas/1_ddo_aseguradora/varon/TPL_1901_2025_SISTEMA_PREVISIONAL_AFP_ONP_COBRO_INDEBIDO_PRIMAS_ASEGURADORA_VARON_R292.docx
@@ -23,7 +23,7 @@
           <w:b/>
           <w:color w:val="auto"/>
         </w:rPr>
-        <w:t>RESOLUCIÓN N°</w:t>
+        <w:t>RESOLUCIÓN </w:t>
       </w:r>
       <w:r>
         <w:rPr>
@@ -121,7 +121,7 @@
           <w:b/>
           <w:color w:val="auto"/>
         </w:rPr>
-        <w:t xml:space="preserve"> N°</w:t>
+        <w:t xml:space="preserve"> </w:t>
       </w:r>
       <w:r>
         <w:rPr>
@@ -455,7 +455,7 @@
           <w:color w:val="auto"/>
         </w:rPr>
         <w:tab/>
-        <w:t xml:space="preserve">      </w:t>
+        <w:t xml:space="preserve"> </w:t>
       </w:r>
       <w:r>
         <w:rPr>
@@ -768,7 +768,7 @@
           <w:rFonts w:ascii="Arial Narrow" w:hAnsi="Arial Narrow"/>
           <w:color w:val="auto"/>
         </w:rPr>
-        <w:t>por presuntas infracciones a la Ley N° 29571, Código de Protección y Defensa del Consumidor (en adelante, Código)</w:t>
+        <w:t>por presuntas infracciones a la Ley 29571, Código de Protección y Defensa del Consumidor (en adelante, Código)</w:t>
       </w:r>
       <w:r>
         <w:rPr>
@@ -1079,7 +1079,7 @@
         <w:rPr>
           <w:rFonts w:ascii="Arial Narrow" w:hAnsi="Arial Narrow"/>
         </w:rPr>
-        <w:t>, la Secretaría Técnica de la Comisión de Protección al Consumidor N°1 (en adelante, Secretaría Técnica), mediante Resolución N°1, requirió que</w:t>
+        <w:t>, la Secretaría Técnica de la Comisión de Protección al Consumidor 1 (en adelante, Secretaría Técnica), mediante Resolución 1, requirió que</w:t>
       </w:r>
       <w:r>
         <w:rPr>
@@ -1290,7 +1290,7 @@
         <w:rPr>
           <w:rFonts w:ascii="Arial Narrow" w:hAnsi="Arial Narrow"/>
         </w:rPr>
-        <w:t>Nº</w:t>
+        <w:t/>
       </w:r>
       <w:proofErr w:type="spellEnd"/>
       <w:r>
@@ -1321,7 +1321,7 @@
         <w:rPr>
           <w:rFonts w:ascii="Arial Narrow" w:hAnsi="Arial Narrow"/>
         </w:rPr>
-        <w:t>de Protección al Consumidor N° 1 (en adelante, la Secretaría Técnica</w:t>
+        <w:t>de Protección al Consumidor 1 (en adelante, la Secretaría Técnica</w:t>
       </w:r>
       <w:r>
         <w:rPr>
@@ -1482,7 +1482,7 @@
         <w:rPr>
           <w:rFonts w:ascii="Arial Narrow" w:hAnsi="Arial Narrow"/>
         </w:rPr>
-        <w:t>El numeral 2.1 del artículo 2° de la Directiva N° 001-2008-TRI-INDECOPI</w:t>
+        <w:t>El numeral 2.1 del artículo 2 de la Directiva 001-2008-TRI-INDECOPI</w:t>
       </w:r>
       <w:r>
         <w:rPr>
@@ -1501,7 +1501,7 @@
         <w:rPr>
           <w:rFonts w:ascii="Arial Narrow" w:hAnsi="Arial Narrow"/>
         </w:rPr>
-        <w:t>Nº</w:t>
+        <w:t/>
       </w:r>
       <w:proofErr w:type="spellEnd"/>
       <w:r>
@@ -1574,7 +1574,7 @@
         <w:rPr>
           <w:rFonts w:ascii="Arial Narrow" w:hAnsi="Arial Narrow"/>
         </w:rPr>
-        <w:t>Asimismo, el literal d) del numeral 2.1 del artículo 2° de la Directiva señala que podrá ser confidencial la información declarada como reservada por ley, tales como la información proveniente de los datos personales, de terceras personas ajenas al procedimiento; y, la protegida por la regulación del secreto bancario, tributario, comercial, industrial, empresarial, tecnológico y bursátil.</w:t>
+        <w:t>Asimismo, el literal d) del numeral 2.1 del artículo 2 de la Directiva señala que podrá ser confidencial la información declarada como reservada por ley, tales como la información proveniente de los datos personales, de terceras personas ajenas al procedimiento; y, la protegida por la regulación del secreto bancario, tributario, comercial, industrial, empresarial, tecnológico y bursátil.</w:t>
       </w:r>
     </w:p>
     <w:p>
@@ -2142,7 +2142,7 @@
           <w:rStyle w:val="normaltextrun"/>
           <w:rFonts w:ascii="Arial Narrow" w:hAnsi="Arial Narrow"/>
         </w:rPr>
-        <w:t xml:space="preserve">, el numeral 2.1 del artículo 2° de la Directiva N° 001-2008/TRI-INDECOPI señala que será confidencial de pleno derecho la información declarada como reservada por ley. </w:t>
+        <w:t xml:space="preserve">, el numeral 2.1 del artículo 2 de la Directiva 001-2008/TRI-INDECOPI señala que será confidencial de pleno derecho la información declarada como reservada por ley. </w:t>
       </w:r>
     </w:p>
     <w:p>
@@ -2176,7 +2176,7 @@
           <w:rStyle w:val="normaltextrun"/>
           <w:rFonts w:ascii="Arial Narrow" w:hAnsi="Arial Narrow"/>
         </w:rPr>
-        <w:t>Por otro lado, el artículo 85° del Texto Único Ordenado del Código Tributario (en adelante, el Código Tributario), aprobado mediante Decreto Supremo N° 133-2013-EF establece expresamente que la información sobre la cuantía, las fuentes de las rentas, los gastos, la base imponible o cualesquiera otros datos relativos a ellos, tiene carácter reservado.</w:t>
+        <w:t>Por otro lado, el artículo 85 del Texto Único Ordenado del Código Tributario (en adelante, el Código Tributario), aprobado mediante Decreto Supremo 133-2013-EF establece expresamente que la información sobre la cuantía, las fuentes de las rentas, los gastos, la base imponible o cualesquiera otros datos relativos a ellos, tiene carácter reservado.</w:t>
       </w:r>
       <w:r>
         <w:rPr>
@@ -2350,7 +2350,7 @@
           <w:rStyle w:val="normaltextrun"/>
           <w:rFonts w:ascii="Arial Narrow" w:hAnsi="Arial Narrow"/>
         </w:rPr>
-        <w:t>Al respecto, la Secretaria Técnica considera que la referida información posee carácter reservado, en tanto revela la cuantía de las ventas de Fondos; por lo que corresponde declarar la confidencialidad, en atención a lo dispuesto en el artículo 85° del Código Tributario.</w:t>
+        <w:t>Al respecto, la Secretaria Técnica considera que la referida información posee carácter reservado, en tanto revela la cuantía de las ventas de Fondos; por lo que corresponde declarar la confidencialidad, en atención a lo dispuesto en el artículo 85 del Código Tributario.</w:t>
       </w:r>
     </w:p>
     <w:p>
@@ -2383,7 +2383,7 @@
           <w:rFonts w:ascii="Arial Narrow" w:hAnsi="Arial Narrow"/>
           <w:color w:val="auto"/>
         </w:rPr>
-        <w:t>En consecuencia, conforme a lo dispuesto en el artículo 85° del Código Tributario, la Secretaría Técnica considera que corresponde declarar la confidencialidad de la información contenida en las copias de las declaraciones juradas mensuales (PDT-IGV Renta mensual) del Impuesto General a las Ventas (IGV) e Impuesto a la Renta (IR)</w:t>
+        <w:t>En consecuencia, conforme a lo dispuesto en el artículo 85 del Código Tributario, la Secretaría Técnica considera que corresponde declarar la confidencialidad de la información contenida en las copias de las declaraciones juradas mensuales (PDT-IGV Renta mensual) del Impuesto General a las Ventas (IGV) e Impuesto a la Renta (IR)</w:t>
       </w:r>
       <w:r>
         <w:rPr>
@@ -2437,7 +2437,7 @@
           <w:b/>
           <w:bCs/>
         </w:rPr>
-        <w:t xml:space="preserve">documento N°  </w:t>
+        <w:t xml:space="preserve">documento </w:t>
       </w:r>
       <w:r>
         <w:rPr>
@@ -2478,7 +2478,7 @@
           <w:b/>
           <w:bCs/>
         </w:rPr>
-        <w:t>Nº</w:t>
+        <w:t/>
       </w:r>
       <w:proofErr w:type="spellEnd"/>
       <w:r>
@@ -2728,7 +2728,7 @@
           <w:b/>
           <w:bCs/>
         </w:rPr>
-        <w:t xml:space="preserve">documento N°  2 denominado “20253484670039361100053014092025348467” de la pieza </w:t>
+        <w:t xml:space="preserve">documento 2 denominado “20253484670039361100053014092025348467” de la pieza </w:t>
       </w:r>
       <w:proofErr w:type="spellStart"/>
       <w:r>
@@ -2737,7 +2737,7 @@
           <w:b/>
           <w:bCs/>
         </w:rPr>
-        <w:t>Nº</w:t>
+        <w:t/>
       </w:r>
       <w:proofErr w:type="spellEnd"/>
       <w:r>
@@ -2987,7 +2987,7 @@
           <w:bCs/>
           <w:color w:val="000000" w:themeColor="text1"/>
         </w:rPr>
-        <w:t> Protección al Consumidor N° 1</w:t>
+        <w:t> Protección al Consumidor 1</w:t>
       </w:r>
     </w:p>
     <w:p>
@@ -3293,7 +3293,7 @@
           <w:sz w:val="14"/>
           <w:szCs w:val="14"/>
         </w:rPr>
-        <w:t xml:space="preserve">          </w:t>
+        <w:t xml:space="preserve"> </w:t>
       </w:r>
       <w:r>
         <w:rPr>
@@ -3309,7 +3309,7 @@
           <w:sz w:val="14"/>
           <w:szCs w:val="14"/>
         </w:rPr>
-        <w:t>Publicado el 2 de setiembre de 2010 en el Diario Oficial El Peruano, vigente desde el 2 de octubre de 2010 y modificado por Decreto Legislativo N° 1308.</w:t>
+        <w:t>Publicado el 2 de setiembre de 2010 en el Diario Oficial El Peruano, vigente desde el 2 de octubre de 2010 y modificado por Decreto Legislativo 1308.</w:t>
       </w:r>
     </w:p>
   </w:footnote>
@@ -3376,7 +3376,7 @@
           <w:sz w:val="14"/>
           <w:szCs w:val="14"/>
         </w:rPr>
-        <w:t>Nº</w:t>
+        <w:t/>
       </w:r>
       <w:proofErr w:type="spellEnd"/>
       <w:r>
@@ -3396,7 +3396,7 @@
           <w:sz w:val="14"/>
           <w:szCs w:val="14"/>
         </w:rPr>
-        <w:t>Nº</w:t>
+        <w:t/>
       </w:r>
       <w:proofErr w:type="spellEnd"/>
       <w:r>
@@ -4185,7 +4185,7 @@
           <w:sz w:val="14"/>
           <w:szCs w:val="14"/>
         </w:rPr>
-        <w:t>Nº</w:t>
+        <w:t/>
       </w:r>
       <w:proofErr w:type="spellEnd"/>
       <w:r>
@@ -4205,7 +4205,7 @@
           <w:sz w:val="14"/>
           <w:szCs w:val="14"/>
         </w:rPr>
-        <w:t>Nº</w:t>
+        <w:t/>
       </w:r>
       <w:proofErr w:type="spellEnd"/>
       <w:r>
@@ -4365,7 +4365,7 @@
           <w:sz w:val="14"/>
           <w:szCs w:val="14"/>
         </w:rPr>
-        <w:t>TEXTO ÚNICO ORDENADO DEL CÓDIGO TRIBUTARIO, aprobado por DECRETO SUPREMO N° 133-2013-EF y publicado el 22 de junio de 2013</w:t>
+        <w:t>TEXTO ÚNICO ORDENADO DEL CÓDIGO TRIBUTARIO, aprobado por DECRETO SUPREMO 133-2013-EF y publicado el 22 de junio de 2013</w:t>
       </w:r>
     </w:p>
     <w:p>
@@ -4472,7 +4472,7 @@
           <w:sz w:val="14"/>
           <w:szCs w:val="14"/>
         </w:rPr>
-        <w:t>DIRECTIVA N° 001-2008-TRI-INDECOPI, DIRECTIVA SOBRE CONFIDENCIALIDAD DE LA INFORMACIÓN EN LOS PROCEDIMIENTOS SEGUIDOS POR LOS ÓRGANOS FUNCIONALES DEL INDECOPI, modificada por la DIRECTIVA N° 003-2022/TRI-INDECOPI</w:t>
+        <w:t>DIRECTIVA 001-2008-TRI-INDECOPI, DIRECTIVA SOBRE CONFIDENCIALIDAD DE LA INFORMACIÓN EN LOS PROCEDIMIENTOS SEGUIDOS POR LOS ÓRGANOS FUNCIONALES DEL INDECOPI, modificada por la DIRECTIVA 003-2022/TRI-INDECOPI</w:t>
       </w:r>
     </w:p>
     <w:p>
@@ -4714,7 +4714,7 @@
               <w:sz w:val="16"/>
               <w:szCs w:val="16"/>
             </w:rPr>
-            <w:t xml:space="preserve">SECRETARIA TÉCNICA DE LA    </w:t>
+            <w:t xml:space="preserve">SECRETARIA TÉCNICA DE LA </w:t>
           </w:r>
         </w:p>
         <w:p>

--- a/plantillas_maestras/15_sistema_previsional_afp_onp/cobro_indebido_primas/1_ddo_aseguradora/varon/TPL_1901_2025_SISTEMA_PREVISIONAL_AFP_ONP_COBRO_INDEBIDO_PRIMAS_ASEGURADORA_VARON_R292.docx
+++ b/plantillas_maestras/15_sistema_previsional_afp_onp/cobro_indebido_primas/1_ddo_aseguradora/varon/TPL_1901_2025_SISTEMA_PREVISIONAL_AFP_ONP_COBRO_INDEBIDO_PRIMAS_ASEGURADORA_VARON_R292.docx
@@ -188,7 +188,7 @@
           <w:b/>
           <w:color w:val="auto"/>
         </w:rPr>
-        <w:t>DENUNCIANTE</w:t>
+        <w:t xml:space="preserve">DENUNCIANTE: [DENUNCIANTE] (SEMCO)</w:t>
       </w:r>
       <w:r>
         <w:rPr>
@@ -212,7 +212,7 @@
           <w:b/>
           <w:color w:val="auto"/>
         </w:rPr>
-        <w:t>:</w:t>
+        <w:t/>
       </w:r>
       <w:r>
         <w:rPr>
@@ -220,7 +220,7 @@
           <w:b/>
           <w:color w:val="auto"/>
         </w:rPr>
-        <w:t xml:space="preserve"> </w:t>
+        <w:t xml:space="preserve"/>
       </w:r>
       <w:r>
         <w:rPr>
@@ -237,7 +237,7 @@
           <w:b/>
           <w:color w:val="auto"/>
         </w:rPr>
-        <w:t>SISTEMAS EMPRESARIALES</w:t>
+        <w:t/>
       </w:r>
       <w:bookmarkEnd w:id="0"/>
       <w:r>
@@ -246,7 +246,7 @@
           <w:b/>
           <w:color w:val="auto"/>
         </w:rPr>
-        <w:t xml:space="preserve"> </w:t>
+        <w:t xml:space="preserve"/>
       </w:r>
       <w:r>
         <w:rPr>
@@ -254,7 +254,7 @@
           <w:b/>
           <w:color w:val="auto"/>
         </w:rPr>
-        <w:t xml:space="preserve">COMPUTARIZADOS S.A. </w:t>
+        <w:t xml:space="preserve"/>
       </w:r>
       <w:r>
         <w:rPr>
@@ -262,7 +262,7 @@
           <w:b/>
           <w:color w:val="auto"/>
         </w:rPr>
-        <w:t>(</w:t>
+        <w:t/>
       </w:r>
       <w:r>
         <w:rPr>
@@ -270,7 +270,7 @@
           <w:b/>
           <w:color w:val="auto"/>
         </w:rPr>
-        <w:t>SEMCO</w:t>
+        <w:t/>
       </w:r>
       <w:r>
         <w:rPr>
@@ -278,7 +278,7 @@
           <w:b/>
           <w:color w:val="auto"/>
         </w:rPr>
-        <w:t>)</w:t>
+        <w:t/>
       </w:r>
     </w:p>
     <w:p>
@@ -302,7 +302,7 @@
           <w:b/>
           <w:color w:val="auto"/>
         </w:rPr>
-        <w:t>DENUNCIADO</w:t>
+        <w:t xml:space="preserve">DENUNCIADO: VERTICE EMPRESARIAL, ASESORIA &amp; CONSULTORIA [APELLIDO]C. - VÉRTICE EMPRESARIAL (VÉRTICE)</w:t>
       </w:r>
       <w:r>
         <w:rPr>
@@ -318,7 +318,7 @@
           <w:b/>
           <w:color w:val="auto"/>
         </w:rPr>
-        <w:t>:</w:t>
+        <w:t/>
       </w:r>
       <w:r>
         <w:rPr>
@@ -326,7 +326,7 @@
           <w:b/>
           <w:color w:val="auto"/>
         </w:rPr>
-        <w:t xml:space="preserve"> </w:t>
+        <w:t xml:space="preserve"/>
       </w:r>
       <w:r>
         <w:rPr>
@@ -342,7 +342,7 @@
           <w:b/>
           <w:color w:val="auto"/>
         </w:rPr>
-        <w:t>VERTICE EMPRESARIAL, ASESORIA &amp; CONSULTORIA S.A.C. - V</w:t>
+        <w:t/>
       </w:r>
       <w:r>
         <w:rPr>
@@ -350,7 +350,7 @@
           <w:b/>
           <w:color w:val="auto"/>
         </w:rPr>
-        <w:t>É</w:t>
+        <w:t/>
       </w:r>
       <w:r>
         <w:rPr>
@@ -358,7 +358,7 @@
           <w:b/>
           <w:color w:val="auto"/>
         </w:rPr>
-        <w:t xml:space="preserve">RTICE EMPRESARIAL </w:t>
+        <w:t xml:space="preserve"/>
       </w:r>
       <w:r>
         <w:rPr>
@@ -366,7 +366,7 @@
           <w:b/>
           <w:color w:val="auto"/>
         </w:rPr>
-        <w:t>(</w:t>
+        <w:t/>
       </w:r>
       <w:r>
         <w:rPr>
@@ -374,7 +374,7 @@
           <w:b/>
           <w:color w:val="auto"/>
         </w:rPr>
-        <w:t>V</w:t>
+        <w:t/>
       </w:r>
       <w:r>
         <w:rPr>
@@ -382,7 +382,7 @@
           <w:b/>
           <w:color w:val="auto"/>
         </w:rPr>
-        <w:t>É</w:t>
+        <w:t/>
       </w:r>
       <w:r>
         <w:rPr>
@@ -390,7 +390,7 @@
           <w:b/>
           <w:color w:val="auto"/>
         </w:rPr>
-        <w:t>RTICE</w:t>
+        <w:t/>
       </w:r>
       <w:r>
         <w:rPr>
@@ -398,7 +398,7 @@
           <w:b/>
           <w:color w:val="auto"/>
         </w:rPr>
-        <w:t>)</w:t>
+        <w:t/>
       </w:r>
     </w:p>
     <w:p>
